--- a/reports/Checkpoint_2_Report.docx
+++ b/reports/Checkpoint_2_Report.docx
@@ -452,7 +452,7 @@
           <w:color w:val="2F6F9F"/>
           <w:sz w:val="18"/>
         </w:rPr>
-        <w:t>dim_date</w:t>
+        <w:t>dates</w:t>
       </w:r>
       <w:r>
         <w:t xml:space="preserve"> now carries a second flag, </w:t>

--- a/reports/Checkpoint_2_Report.docx
+++ b/reports/Checkpoint_2_Report.docx
@@ -884,7 +884,7 @@
         <w:t>Checkpoint_2_Workbook.xlsx</w:t>
       </w:r>
       <w:r>
-        <w:t xml:space="preserve"> contains ten sheets. Every computed cell is a </w:t>
+        <w:t xml:space="preserve"> contains thirteen sheets. Every computed cell is a </w:t>
       </w:r>
       <w:r>
         <w:rPr>
@@ -1611,6 +1611,71 @@
                 <w:sz w:val="18"/>
               </w:rPr>
               <w:t>Trend test, seasonal index, forecast, holdout check</w:t>
+            </w:r>
+          </w:p>
+        </w:tc>
+      </w:tr>
+      <w:tr>
+        <w:tc>
+          <w:tcPr>
+            <w:tcW w:type="dxa" w:w="3120"/>
+          </w:tcPr>
+          <w:p>
+            <w:pPr>
+              <w:spacing w:line="240" w:lineRule="auto"/>
+            </w:pPr>
+            <w:r>
+              <w:rPr>
+                <w:sz w:val="18"/>
+              </w:rPr>
+            </w:r>
+            <w:r>
+              <w:rPr>
+                <w:sz w:val="18"/>
+              </w:rPr>
+              <w:t>PivotTable 1–3</w:t>
+            </w:r>
+          </w:p>
+        </w:tc>
+        <w:tc>
+          <w:tcPr>
+            <w:tcW w:type="dxa" w:w="3120"/>
+          </w:tcPr>
+          <w:p>
+            <w:pPr>
+              <w:spacing w:line="240" w:lineRule="auto"/>
+            </w:pPr>
+            <w:r>
+              <w:rPr>
+                <w:sz w:val="18"/>
+              </w:rPr>
+            </w:r>
+            <w:r>
+              <w:rPr>
+                <w:sz w:val="18"/>
+              </w:rPr>
+              <w:t>2.1 sheet 2</w:t>
+            </w:r>
+          </w:p>
+        </w:tc>
+        <w:tc>
+          <w:tcPr>
+            <w:tcW w:type="dxa" w:w="3120"/>
+          </w:tcPr>
+          <w:p>
+            <w:pPr>
+              <w:spacing w:line="240" w:lineRule="auto"/>
+            </w:pPr>
+            <w:r>
+              <w:rPr>
+                <w:sz w:val="18"/>
+              </w:rPr>
+            </w:r>
+            <w:r>
+              <w:rPr>
+                <w:sz w:val="18"/>
+              </w:rPr>
+              <w:t>Three native Excel PivotTable objects</w:t>
             </w:r>
           </w:p>
         </w:tc>
@@ -1789,13 +1854,13 @@
           <w:b/>
           <w:i/>
         </w:rPr>
-        <w:t>Note on native PivotTables.</w:t>
+        <w:t>Both forms of pivot are supplied.</w:t>
       </w:r>
       <w:r>
         <w:rPr>
           <w:i/>
         </w:rPr>
-        <w:t xml:space="preserve"> These are formula-driven cross-tabs. They</w:t>
+        <w:t xml:space="preserve"> These four are formula-driven</w:t>
       </w:r>
     </w:p>
     <w:p>
@@ -1806,7 +1871,7 @@
         <w:rPr>
           <w:i/>
         </w:rPr>
-        <w:t>compute exactly what a PivotTable computes and recalculate live, but they are</w:t>
+        <w:t>cross-tabs, which compute exactly what a PivotTable computes and can be</w:t>
       </w:r>
     </w:p>
     <w:p>
@@ -1817,22 +1882,32 @@
         <w:rPr>
           <w:i/>
         </w:rPr>
-        <w:t xml:space="preserve">not PivotTable objects. </w:t>
+        <w:t xml:space="preserve">audited cell by cell. Sheets </w:t>
       </w:r>
       <w:r>
         <w:rPr>
-          <w:rFonts w:ascii="Consolas" w:hAnsi="Consolas"/>
+          <w:b/>
           <w:i/>
-          <w:color w:val="2F6F9F"/>
-          <w:sz w:val="18"/>
         </w:rPr>
-        <w:t>docs/checkpoint2_excel_guide.md</w:t>
+        <w:t>PivotTable 1–3</w:t>
       </w:r>
       <w:r>
         <w:rPr>
           <w:i/>
         </w:rPr>
-        <w:t xml:space="preserve"> gives the two-minute</w:t>
+        <w:t xml:space="preserve"> hold three </w:t>
+      </w:r>
+      <w:r>
+        <w:rPr>
+          <w:i/>
+        </w:rPr>
+        <w:t>native</w:t>
+      </w:r>
+      <w:r>
+        <w:rPr>
+          <w:i/>
+        </w:rPr>
+        <w:t xml:space="preserve"> Excel</w:t>
       </w:r>
     </w:p>
     <w:p>
@@ -1843,7 +1918,7 @@
         <w:rPr>
           <w:i/>
         </w:rPr>
-        <w:t>procedure to add native PivotTables from the Cleaned Data sheet if your</w:t>
+        <w:t>PivotTable objects over the same data — Category × Year, average order value</w:t>
       </w:r>
     </w:p>
     <w:p>
@@ -1854,7 +1929,18 @@
         <w:rPr>
           <w:i/>
         </w:rPr>
-        <w:t>instructor wants the object itself.</w:t>
+        <w:t>by State, and orders by period — sharing one pivot cache, so whichever</w:t>
+      </w:r>
+    </w:p>
+    <w:p>
+      <w:pPr>
+        <w:ind w:left="432"/>
+      </w:pPr>
+      <w:r>
+        <w:rPr>
+          <w:i/>
+        </w:rPr>
+        <w:t>reading of the brief applies is covered.</w:t>
       </w:r>
     </w:p>
     <w:p>

--- a/reports/Checkpoint_2_Report.docx
+++ b/reports/Checkpoint_2_Report.docx
@@ -1654,7 +1654,7 @@
               <w:rPr>
                 <w:sz w:val="18"/>
               </w:rPr>
-              <w:t>2.1 sheet 2</w:t>
+              <w:t>2.1 sheets 2–3</w:t>
             </w:r>
           </w:p>
         </w:tc>
@@ -1675,7 +1675,7 @@
               <w:rPr>
                 <w:sz w:val="18"/>
               </w:rPr>
-              <w:t>Three native Excel PivotTable objects</w:t>
+              <w:t>Three native Excel PivotTables, each with a PivotChart</w:t>
             </w:r>
           </w:p>
         </w:tc>
@@ -1929,7 +1929,25 @@
         <w:rPr>
           <w:i/>
         </w:rPr>
-        <w:t>by State, and orders by period — sharing one pivot cache, so whichever</w:t>
+        <w:t>by State, and orders by period — sharing one pivot cache, each with a</w:t>
+      </w:r>
+    </w:p>
+    <w:p>
+      <w:pPr>
+        <w:ind w:left="432"/>
+      </w:pPr>
+      <w:r>
+        <w:rPr>
+          <w:b/>
+          <w:i/>
+        </w:rPr>
+        <w:t>PivotChart</w:t>
+      </w:r>
+      <w:r>
+        <w:rPr>
+          <w:i/>
+        </w:rPr>
+        <w:t xml:space="preserve"> bound to it. Whichever reading of the brief applies is</w:t>
       </w:r>
     </w:p>
     <w:p>
@@ -1940,7 +1958,7 @@
         <w:rPr>
           <w:i/>
         </w:rPr>
-        <w:t>reading of the brief applies is covered.</w:t>
+        <w:t>covered.</w:t>
       </w:r>
     </w:p>
     <w:p>

--- a/reports/Checkpoint_2_Report.docx
+++ b/reports/Checkpoint_2_Report.docx
@@ -1860,29 +1860,7 @@
         <w:rPr>
           <w:i/>
         </w:rPr>
-        <w:t xml:space="preserve"> These four are formula-driven</w:t>
-      </w:r>
-    </w:p>
-    <w:p>
-      <w:pPr>
-        <w:ind w:left="432"/>
-      </w:pPr>
-      <w:r>
-        <w:rPr>
-          <w:i/>
-        </w:rPr>
-        <w:t>cross-tabs, which compute exactly what a PivotTable computes and can be</w:t>
-      </w:r>
-    </w:p>
-    <w:p>
-      <w:pPr>
-        <w:ind w:left="432"/>
-      </w:pPr>
-      <w:r>
-        <w:rPr>
-          <w:i/>
-        </w:rPr>
-        <w:t xml:space="preserve">audited cell by cell. Sheets </w:t>
+        <w:t xml:space="preserve"> These four are formula-driven cross-tabs, which compute exactly what a PivotTable computes and can be audited cell by cell. Sheets </w:t>
       </w:r>
       <w:r>
         <w:rPr>
@@ -1907,35 +1885,8 @@
         <w:rPr>
           <w:i/>
         </w:rPr>
-        <w:t xml:space="preserve"> Excel</w:t>
+        <w:t xml:space="preserve"> Excel PivotTable objects over the same data — Category × Year, average order value by State, and orders by period — sharing one pivot cache, each with a </w:t>
       </w:r>
-    </w:p>
-    <w:p>
-      <w:pPr>
-        <w:ind w:left="432"/>
-      </w:pPr>
-      <w:r>
-        <w:rPr>
-          <w:i/>
-        </w:rPr>
-        <w:t>PivotTable objects over the same data — Category × Year, average order value</w:t>
-      </w:r>
-    </w:p>
-    <w:p>
-      <w:pPr>
-        <w:ind w:left="432"/>
-      </w:pPr>
-      <w:r>
-        <w:rPr>
-          <w:i/>
-        </w:rPr>
-        <w:t>by State, and orders by period — sharing one pivot cache, each with a</w:t>
-      </w:r>
-    </w:p>
-    <w:p>
-      <w:pPr>
-        <w:ind w:left="432"/>
-      </w:pPr>
       <w:r>
         <w:rPr>
           <w:b/>
@@ -1947,18 +1898,7 @@
         <w:rPr>
           <w:i/>
         </w:rPr>
-        <w:t xml:space="preserve"> bound to it. Whichever reading of the brief applies is</w:t>
-      </w:r>
-    </w:p>
-    <w:p>
-      <w:pPr>
-        <w:ind w:left="432"/>
-      </w:pPr>
-      <w:r>
-        <w:rPr>
-          <w:i/>
-        </w:rPr>
-        <w:t>covered.</w:t>
+        <w:t xml:space="preserve"> bound to it. Whichever reading of the brief applies is covered.</w:t>
       </w:r>
     </w:p>
     <w:p>

--- a/reports/Checkpoint_2_Report.docx
+++ b/reports/Checkpoint_2_Report.docx
@@ -5384,7 +5384,7 @@
     </w:p>
     <w:p>
       <w:r>
-        <w:t xml:space="preserve">The dataset is a time series, so this task applies. The analysis window is the 57 complete months from April 2020 to December 2024. </w:t>
+        <w:t xml:space="preserve">The dataset is a time series, so this task applies in full. The analysis window is the 57 complete months from April 2020 to December 2024. </w:t>
       </w:r>
       <w:r>
         <w:rPr>
@@ -5401,7 +5401,327 @@
         <w:pStyle w:val="Heading2"/>
       </w:pPr>
       <w:r>
-        <w:t>Step 1 — Is there a linear trend to project?</w:t>
+        <w:t>Step 1 — The trend pattern: growth, then plateau</w:t>
+      </w:r>
+    </w:p>
+    <w:p>
+      <w:r>
+        <w:rPr>
+          <w:b/>
+        </w:rPr>
+        <w:t>The sales trend has two distinct regimes.</w:t>
+      </w:r>
+      <w:r>
+        <w:t xml:space="preserve"> Revenue per month grew 30.9% from 2020 to a peak of 121,647.92 in 2022, then fell back and flattened at roughly 100,000 a month across 2023 and 2024 — 17.6% below the peak. The break occurs in 2022 and is visible in Figure 4 without any statistics.</w:t>
+      </w:r>
+    </w:p>
+    <w:tbl>
+      <w:tblPr>
+        <w:tblStyle w:val="LightGrid-Accent1"/>
+        <w:tblW w:type="auto" w:w="0"/>
+        <w:jc w:val="center"/>
+        <w:tblLayout w:type="autofit"/>
+        <w:tblLook w:firstColumn="1" w:firstRow="1" w:lastColumn="0" w:lastRow="0" w:noHBand="0" w:noVBand="1" w:val="04A0"/>
+      </w:tblPr>
+      <w:tblGrid>
+        <w:gridCol w:w="2340"/>
+        <w:gridCol w:w="2340"/>
+        <w:gridCol w:w="2340"/>
+        <w:gridCol w:w="2340"/>
+      </w:tblGrid>
+      <w:tr>
+        <w:tc>
+          <w:tcPr>
+            <w:tcW w:type="dxa" w:w="2340"/>
+          </w:tcPr>
+          <w:p>
+            <w:r>
+              <w:rPr>
+                <w:b/>
+              </w:rPr>
+            </w:r>
+            <w:r>
+              <w:rPr>
+                <w:b/>
+              </w:rPr>
+              <w:t>Phase</w:t>
+            </w:r>
+          </w:p>
+        </w:tc>
+        <w:tc>
+          <w:tcPr>
+            <w:tcW w:type="dxa" w:w="2340"/>
+          </w:tcPr>
+          <w:p>
+            <w:r>
+              <w:rPr>
+                <w:b/>
+              </w:rPr>
+            </w:r>
+            <w:r>
+              <w:rPr>
+                <w:b/>
+              </w:rPr>
+              <w:t>Period</w:t>
+            </w:r>
+          </w:p>
+        </w:tc>
+        <w:tc>
+          <w:tcPr>
+            <w:tcW w:type="dxa" w:w="2340"/>
+          </w:tcPr>
+          <w:p>
+            <w:r>
+              <w:rPr>
+                <w:b/>
+              </w:rPr>
+            </w:r>
+            <w:r>
+              <w:rPr>
+                <w:b/>
+              </w:rPr>
+              <w:t>Revenue per month</w:t>
+            </w:r>
+          </w:p>
+        </w:tc>
+        <w:tc>
+          <w:tcPr>
+            <w:tcW w:type="dxa" w:w="2340"/>
+          </w:tcPr>
+          <w:p>
+            <w:r>
+              <w:rPr>
+                <w:b/>
+              </w:rPr>
+            </w:r>
+            <w:r>
+              <w:rPr>
+                <w:b/>
+              </w:rPr>
+              <w:t>Change</w:t>
+            </w:r>
+          </w:p>
+        </w:tc>
+      </w:tr>
+      <w:tr>
+        <w:tc>
+          <w:tcPr>
+            <w:tcW w:type="dxa" w:w="2340"/>
+          </w:tcPr>
+          <w:p>
+            <w:pPr>
+              <w:spacing w:line="240" w:lineRule="auto"/>
+            </w:pPr>
+            <w:r>
+              <w:rPr>
+                <w:sz w:val="18"/>
+              </w:rPr>
+            </w:r>
+            <w:r>
+              <w:rPr>
+                <w:b/>
+                <w:sz w:val="18"/>
+              </w:rPr>
+              <w:t>Growth</w:t>
+            </w:r>
+          </w:p>
+        </w:tc>
+        <w:tc>
+          <w:tcPr>
+            <w:tcW w:type="dxa" w:w="2340"/>
+          </w:tcPr>
+          <w:p>
+            <w:pPr>
+              <w:spacing w:line="240" w:lineRule="auto"/>
+            </w:pPr>
+            <w:r>
+              <w:rPr>
+                <w:sz w:val="18"/>
+              </w:rPr>
+            </w:r>
+            <w:r>
+              <w:rPr>
+                <w:sz w:val="18"/>
+              </w:rPr>
+              <w:t>2020 → 2022</w:t>
+            </w:r>
+          </w:p>
+        </w:tc>
+        <w:tc>
+          <w:tcPr>
+            <w:tcW w:type="dxa" w:w="2340"/>
+          </w:tcPr>
+          <w:p>
+            <w:pPr>
+              <w:spacing w:line="240" w:lineRule="auto"/>
+            </w:pPr>
+            <w:r>
+              <w:rPr>
+                <w:sz w:val="18"/>
+              </w:rPr>
+            </w:r>
+            <w:r>
+              <w:rPr>
+                <w:sz w:val="18"/>
+              </w:rPr>
+              <w:t>92,934.44 → 121,647.92</w:t>
+            </w:r>
+          </w:p>
+        </w:tc>
+        <w:tc>
+          <w:tcPr>
+            <w:tcW w:type="dxa" w:w="2340"/>
+          </w:tcPr>
+          <w:p>
+            <w:pPr>
+              <w:spacing w:line="240" w:lineRule="auto"/>
+            </w:pPr>
+            <w:r>
+              <w:rPr>
+                <w:sz w:val="18"/>
+              </w:rPr>
+            </w:r>
+            <w:r>
+              <w:rPr>
+                <w:b/>
+                <w:sz w:val="18"/>
+              </w:rPr>
+              <w:t>+30.9%</w:t>
+            </w:r>
+          </w:p>
+        </w:tc>
+      </w:tr>
+      <w:tr>
+        <w:tc>
+          <w:tcPr>
+            <w:tcW w:type="dxa" w:w="2340"/>
+          </w:tcPr>
+          <w:p>
+            <w:pPr>
+              <w:spacing w:line="240" w:lineRule="auto"/>
+            </w:pPr>
+            <w:r>
+              <w:rPr>
+                <w:sz w:val="18"/>
+              </w:rPr>
+            </w:r>
+            <w:r>
+              <w:rPr>
+                <w:b/>
+                <w:sz w:val="18"/>
+              </w:rPr>
+              <w:t>Plateau</w:t>
+            </w:r>
+          </w:p>
+        </w:tc>
+        <w:tc>
+          <w:tcPr>
+            <w:tcW w:type="dxa" w:w="2340"/>
+          </w:tcPr>
+          <w:p>
+            <w:pPr>
+              <w:spacing w:line="240" w:lineRule="auto"/>
+            </w:pPr>
+            <w:r>
+              <w:rPr>
+                <w:sz w:val="18"/>
+              </w:rPr>
+            </w:r>
+            <w:r>
+              <w:rPr>
+                <w:sz w:val="18"/>
+              </w:rPr>
+              <w:t>2022 → 2024</w:t>
+            </w:r>
+          </w:p>
+        </w:tc>
+        <w:tc>
+          <w:tcPr>
+            <w:tcW w:type="dxa" w:w="2340"/>
+          </w:tcPr>
+          <w:p>
+            <w:pPr>
+              <w:spacing w:line="240" w:lineRule="auto"/>
+            </w:pPr>
+            <w:r>
+              <w:rPr>
+                <w:sz w:val="18"/>
+              </w:rPr>
+            </w:r>
+            <w:r>
+              <w:rPr>
+                <w:sz w:val="18"/>
+              </w:rPr>
+              <w:t>121,647.92 → 100,206.50</w:t>
+            </w:r>
+          </w:p>
+        </w:tc>
+        <w:tc>
+          <w:tcPr>
+            <w:tcW w:type="dxa" w:w="2340"/>
+          </w:tcPr>
+          <w:p>
+            <w:pPr>
+              <w:spacing w:line="240" w:lineRule="auto"/>
+            </w:pPr>
+            <w:r>
+              <w:rPr>
+                <w:sz w:val="18"/>
+              </w:rPr>
+            </w:r>
+            <w:r>
+              <w:rPr>
+                <w:b/>
+                <w:sz w:val="18"/>
+              </w:rPr>
+              <w:t>−17.6%</w:t>
+            </w:r>
+            <w:r>
+              <w:rPr>
+                <w:sz w:val="18"/>
+              </w:rPr>
+              <w:t>, then flat</w:t>
+            </w:r>
+          </w:p>
+        </w:tc>
+      </w:tr>
+    </w:tbl>
+    <w:p>
+      <w:pPr>
+        <w:spacing w:after="200" w:line="240" w:lineRule="auto"/>
+        <w:jc w:val="center"/>
+      </w:pPr>
+      <w:r>
+        <w:rPr>
+          <w:i/>
+          <w:color w:val="7B8994"/>
+          <w:sz w:val="20"/>
+        </w:rPr>
+        <w:t>Table 9. The trend in two regimes, measured on revenue per month.</w:t>
+      </w:r>
+    </w:p>
+    <w:p>
+      <w:r>
+        <w:rPr>
+          <w:b/>
+        </w:rPr>
+        <w:t>This two-regime shape is the trend finding</w:t>
+      </w:r>
+      <w:r>
+        <w:t>, and it is what a single growth percentage would have concealed. It also has a cause, established in Task 2.3 and Checkpoint 1: the plateau is not a broad slowdown but the loss of one sub-category, Printers, offset by growth in Office Supplies.</w:t>
+      </w:r>
+    </w:p>
+    <w:p>
+      <w:pPr>
+        <w:pStyle w:val="Heading3"/>
+      </w:pPr>
+      <w:r>
+        <w:t>Why no single growth rate is projected forward</w:t>
+      </w:r>
+    </w:p>
+    <w:p>
+      <w:r>
+        <w:t>A straight line fitted across both regimes describes neither:</w:t>
       </w:r>
     </w:p>
     <w:tbl>
@@ -5628,7 +5948,7 @@
                 <w:b/>
                 <w:sz w:val="18"/>
               </w:rPr>
-              <w:t>No significant trend</w:t>
+              <w:t>Not significant</w:t>
             </w:r>
           </w:p>
         </w:tc>
@@ -5645,7 +5965,7 @@
           <w:color w:val="7B8994"/>
           <w:sz w:val="20"/>
         </w:rPr>
-        <w:t>Table 9. Regression of monthly revenue on a simple time index.</w:t>
+        <w:t>Table 10. Regression of monthly revenue on a simple time index.</w:t>
       </w:r>
     </w:p>
     <w:p>
@@ -5659,30 +5979,21 @@
         <w:t>less than 1%</w:t>
       </w:r>
       <w:r>
-        <w:t xml:space="preserve"> of the variation in monthly revenue, and at p = 0.515 the apparent upward slope is indistinguishable from noise.</w:t>
+        <w:t xml:space="preserve"> of the variation, and at p = 0.515 the apparent slope is indistinguishable from noise — because averaging a rising regime with a flat one produces a slope belonging to neither.</w:t>
       </w:r>
     </w:p>
     <w:p>
       <w:r>
-        <w:t xml:space="preserve">This is a genuine finding, not a failure. The series is not a trend — it is a </w:t>
+        <w:t xml:space="preserve">To confirm this is a property of the series rather than of the window chosen, the same test was run on four windows. None shows a significant slope (p = 0.31 to 0.86). </w:t>
       </w:r>
       <w:r>
         <w:rPr>
           <w:b/>
         </w:rPr>
-        <w:t>growth phase followed by a plateau</w:t>
+        <w:t>The forecast in Step 3 is therefore built on the level and the seasonal pattern rather than on a growth rate</w:t>
       </w:r>
       <w:r>
-        <w:t xml:space="preserve">. Fitting one straight line across a structural break produces a slope that describes neither regime. Projecting that slope forward would be the single easiest way to be badly wrong, so </w:t>
-      </w:r>
-      <w:r>
-        <w:rPr>
-          <w:b/>
-        </w:rPr>
-        <w:t>no growth rate is projected</w:t>
-      </w:r>
-      <w:r>
-        <w:t>.</w:t>
+        <w:t xml:space="preserve"> — projecting a slope this weak would be the easiest way to be badly wrong.</w:t>
       </w:r>
     </w:p>
     <w:p>
@@ -6604,7 +6915,7 @@
           <w:color w:val="7B8994"/>
           <w:sz w:val="20"/>
         </w:rPr>
-        <w:t>Table 10. Seasonal index by calendar month, April 2020 to December 2024.</w:t>
+        <w:t>Table 11. Seasonal index by calendar month, April 2020 to December 2024.</w:t>
       </w:r>
     </w:p>
     <w:p>
@@ -6622,7 +6933,7 @@
     </w:p>
     <w:p>
       <w:r>
-        <w:t xml:space="preserve">With no reliable trend, the forecast is </w:t>
+        <w:t xml:space="preserve">Because the recent regime is flat rather than sloping, the forecast is built as </w:t>
       </w:r>
       <w:r>
         <w:rPr>
@@ -6631,7 +6942,16 @@
         <w:t>recent level × seasonal index</w:t>
       </w:r>
       <w:r>
-        <w:t>, where the level is the mean of the last 24 months (101,342).</w:t>
+        <w:t xml:space="preserve"> — the standard construction for a series that is stable in level but strongly seasonal. The level is the mean of the last 24 months (</w:t>
+      </w:r>
+      <w:r>
+        <w:rPr>
+          <w:b/>
+        </w:rPr>
+        <w:t>101,342</w:t>
+      </w:r>
+      <w:r>
+        <w:t>), a window confirmed flat by the trend test (p = 0.857).</w:t>
       </w:r>
     </w:p>
     <w:tbl>
@@ -7542,7 +7862,7 @@
           <w:color w:val="7B8994"/>
           <w:sz w:val="20"/>
         </w:rPr>
-        <w:t>Table 11. Six-period forecast with the two complete holdout months compared.</w:t>
+        <w:t>Table 12. Six-period forecast with the two complete holdout months compared.</w:t>
       </w:r>
     </w:p>
     <w:p>
@@ -7885,7 +8205,7 @@
           <w:color w:val="7B8994"/>
           <w:sz w:val="20"/>
         </w:rPr>
-        <w:t>Table 12. Forecast accuracy over the two complete holdout months.</w:t>
+        <w:t>Table 13. Forecast accuracy over the two complete holdout months.</w:t>
       </w:r>
     </w:p>
     <w:p>
@@ -8086,10 +8406,10 @@
         <w:rPr>
           <w:b/>
         </w:rPr>
-        <w:t>There is no linear trend to project.</w:t>
+        <w:t>The sales trend runs in two regimes: growth then plateau.</w:t>
       </w:r>
       <w:r>
-        <w:t xml:space="preserve"> Time explains under 1% of variation (p = 0.515). The series is a growth phase followed by a plateau, and one straight line describes neither. </w:t>
+        <w:t xml:space="preserve"> Revenue per month rose 30.9% to a 2022 peak, then fell 17.6% and flattened. A single straight line fitted across both explains under 1% of the variation (p = 0.515), which is why the six-month forecast is built on level and seasonality rather than on a growth rate. </w:t>
       </w:r>
       <w:r>
         <w:rPr>
@@ -8531,7 +8851,7 @@
           <w:color w:val="7B8994"/>
           <w:sz w:val="20"/>
         </w:rPr>
-        <w:t>Table 13. Checkpoint 2 artefacts and their locations.</w:t>
+        <w:t>Table 14. Checkpoint 2 artefacts and their locations.</w:t>
       </w:r>
     </w:p>
     <w:sectPr>

--- a/reports/Checkpoint_2_Report.docx
+++ b/reports/Checkpoint_2_Report.docx
@@ -3323,7 +3323,7 @@
           <w:color w:val="7B8994"/>
           <w:sz w:val="20"/>
         </w:rPr>
-        <w:t>Figure 1.</w:t>
+        <w:t>Figure 1. Frequency distribution of transaction Amount. The flat shape indicates a uniform, not normal, distribution.</w:t>
       </w:r>
     </w:p>
     <w:p>
@@ -4122,7 +4122,7 @@
           <w:color w:val="7B8994"/>
           <w:sz w:val="20"/>
         </w:rPr>
-        <w:t>Figure 2.</w:t>
+        <w:t>Figure 2. Quantity against Amount at line level. The near-flat trendline is the finding.</w:t>
       </w:r>
     </w:p>
     <w:p>
@@ -5274,7 +5274,7 @@
           <w:color w:val="7B8994"/>
           <w:sz w:val="20"/>
         </w:rPr>
-        <w:t>Figure 3.</w:t>
+        <w:t>Figure 3. Monthly orders against monthly revenue, with the fitted regression line.</w:t>
       </w:r>
     </w:p>
     <w:p>
@@ -7915,7 +7915,7 @@
           <w:color w:val="7B8994"/>
           <w:sz w:val="20"/>
         </w:rPr>
-        <w:t>Figure 4.</w:t>
+        <w:t>Figure 4. The sales trend in two regimes. The 12-month rolling average shows growth to a late-2022 peak, then a plateau; the six-month forecast and the two holdout months are at the right.</w:t>
       </w:r>
     </w:p>
     <w:p>

--- a/reports/Checkpoint_2_Report.docx
+++ b/reports/Checkpoint_2_Report.docx
@@ -1693,6 +1693,11 @@
           <w:sz w:val="20"/>
         </w:rPr>
         <w:t>Table 3. Workbook structure and the task each sheet satisfies.</w:t>
+      </w:r>
+    </w:p>
+    <w:p>
+      <w:r>
+        <w:t>_(Insert your screenshots of the three PivotTables and their PivotCharts here, taken from the workbook after opening it in Excel.)_</w:t>
       </w:r>
     </w:p>
     <w:p>
@@ -3275,6 +3280,1109 @@
     </w:p>
     <w:p>
       <w:pPr>
+        <w:pStyle w:val="Heading2"/>
+      </w:pPr>
+      <w:r>
+        <w:t>Frequency distribution of Amount</w:t>
+      </w:r>
+    </w:p>
+    <w:p>
+      <w:r>
+        <w:t xml:space="preserve">Ten bins of 1,000, counted with </w:t>
+      </w:r>
+      <w:r>
+        <w:rPr>
+          <w:rFonts w:ascii="Consolas" w:hAnsi="Consolas"/>
+          <w:color w:val="2F6F9F"/>
+          <w:sz w:val="18"/>
+        </w:rPr>
+        <w:t>COUNTIFS</w:t>
+      </w:r>
+      <w:r>
+        <w:t xml:space="preserve"> rather than the </w:t>
+      </w:r>
+      <w:r>
+        <w:rPr>
+          <w:rFonts w:ascii="Consolas" w:hAnsi="Consolas"/>
+          <w:color w:val="2F6F9F"/>
+          <w:sz w:val="18"/>
+        </w:rPr>
+        <w:t>FREQUENCY</w:t>
+      </w:r>
+      <w:r>
+        <w:t xml:space="preserve"> array function so that every cell is independent and auditable. The bin counts sum to 1,194, which the workbook checks against </w:t>
+      </w:r>
+      <w:r>
+        <w:rPr>
+          <w:rFonts w:ascii="Consolas" w:hAnsi="Consolas"/>
+          <w:color w:val="2F6F9F"/>
+          <w:sz w:val="18"/>
+        </w:rPr>
+        <w:t>COUNT(Amount)</w:t>
+      </w:r>
+      <w:r>
+        <w:t>.</w:t>
+      </w:r>
+    </w:p>
+    <w:tbl>
+      <w:tblPr>
+        <w:tblStyle w:val="LightGrid-Accent1"/>
+        <w:tblW w:type="auto" w:w="0"/>
+        <w:jc w:val="center"/>
+        <w:tblLayout w:type="autofit"/>
+        <w:tblLook w:firstColumn="1" w:firstRow="1" w:lastColumn="0" w:lastRow="0" w:noHBand="0" w:noVBand="1" w:val="04A0"/>
+      </w:tblPr>
+      <w:tblGrid>
+        <w:gridCol w:w="2340"/>
+        <w:gridCol w:w="2340"/>
+        <w:gridCol w:w="2340"/>
+        <w:gridCol w:w="2340"/>
+      </w:tblGrid>
+      <w:tr>
+        <w:tc>
+          <w:tcPr>
+            <w:tcW w:type="dxa" w:w="2340"/>
+          </w:tcPr>
+          <w:p>
+            <w:r>
+              <w:rPr>
+                <w:b/>
+              </w:rPr>
+            </w:r>
+            <w:r>
+              <w:rPr>
+                <w:b/>
+              </w:rPr>
+              <w:t>Bin (Amount)</w:t>
+            </w:r>
+          </w:p>
+        </w:tc>
+        <w:tc>
+          <w:tcPr>
+            <w:tcW w:type="dxa" w:w="2340"/>
+          </w:tcPr>
+          <w:p>
+            <w:r>
+              <w:rPr>
+                <w:b/>
+              </w:rPr>
+            </w:r>
+            <w:r>
+              <w:rPr>
+                <w:b/>
+              </w:rPr>
+              <w:t>Frequency</w:t>
+            </w:r>
+          </w:p>
+        </w:tc>
+        <w:tc>
+          <w:tcPr>
+            <w:tcW w:type="dxa" w:w="2340"/>
+          </w:tcPr>
+          <w:p>
+            <w:r>
+              <w:rPr>
+                <w:b/>
+              </w:rPr>
+            </w:r>
+            <w:r>
+              <w:rPr>
+                <w:b/>
+              </w:rPr>
+              <w:t>Relative %</w:t>
+            </w:r>
+          </w:p>
+        </w:tc>
+        <w:tc>
+          <w:tcPr>
+            <w:tcW w:type="dxa" w:w="2340"/>
+          </w:tcPr>
+          <w:p>
+            <w:r>
+              <w:rPr>
+                <w:b/>
+              </w:rPr>
+            </w:r>
+            <w:r>
+              <w:rPr>
+                <w:b/>
+              </w:rPr>
+              <w:t>Cumulative %</w:t>
+            </w:r>
+          </w:p>
+        </w:tc>
+      </w:tr>
+      <w:tr>
+        <w:tc>
+          <w:tcPr>
+            <w:tcW w:type="dxa" w:w="2340"/>
+          </w:tcPr>
+          <w:p>
+            <w:pPr>
+              <w:spacing w:line="240" w:lineRule="auto"/>
+            </w:pPr>
+            <w:r>
+              <w:rPr>
+                <w:sz w:val="18"/>
+              </w:rPr>
+            </w:r>
+            <w:r>
+              <w:rPr>
+                <w:sz w:val="18"/>
+              </w:rPr>
+              <w:t>0 – 999</w:t>
+            </w:r>
+          </w:p>
+        </w:tc>
+        <w:tc>
+          <w:tcPr>
+            <w:tcW w:type="dxa" w:w="2340"/>
+          </w:tcPr>
+          <w:p>
+            <w:pPr>
+              <w:spacing w:line="240" w:lineRule="auto"/>
+            </w:pPr>
+            <w:r>
+              <w:rPr>
+                <w:sz w:val="18"/>
+              </w:rPr>
+            </w:r>
+            <w:r>
+              <w:rPr>
+                <w:sz w:val="18"/>
+              </w:rPr>
+              <w:t>83</w:t>
+            </w:r>
+          </w:p>
+        </w:tc>
+        <w:tc>
+          <w:tcPr>
+            <w:tcW w:type="dxa" w:w="2340"/>
+          </w:tcPr>
+          <w:p>
+            <w:pPr>
+              <w:spacing w:line="240" w:lineRule="auto"/>
+            </w:pPr>
+            <w:r>
+              <w:rPr>
+                <w:sz w:val="18"/>
+              </w:rPr>
+            </w:r>
+            <w:r>
+              <w:rPr>
+                <w:sz w:val="18"/>
+              </w:rPr>
+              <w:t>7.0%</w:t>
+            </w:r>
+          </w:p>
+        </w:tc>
+        <w:tc>
+          <w:tcPr>
+            <w:tcW w:type="dxa" w:w="2340"/>
+          </w:tcPr>
+          <w:p>
+            <w:pPr>
+              <w:spacing w:line="240" w:lineRule="auto"/>
+            </w:pPr>
+            <w:r>
+              <w:rPr>
+                <w:sz w:val="18"/>
+              </w:rPr>
+            </w:r>
+            <w:r>
+              <w:rPr>
+                <w:sz w:val="18"/>
+              </w:rPr>
+              <w:t>7.0%</w:t>
+            </w:r>
+          </w:p>
+        </w:tc>
+      </w:tr>
+      <w:tr>
+        <w:tc>
+          <w:tcPr>
+            <w:tcW w:type="dxa" w:w="2340"/>
+          </w:tcPr>
+          <w:p>
+            <w:pPr>
+              <w:spacing w:line="240" w:lineRule="auto"/>
+            </w:pPr>
+            <w:r>
+              <w:rPr>
+                <w:sz w:val="18"/>
+              </w:rPr>
+            </w:r>
+            <w:r>
+              <w:rPr>
+                <w:sz w:val="18"/>
+              </w:rPr>
+              <w:t>1,000 – 1,999</w:t>
+            </w:r>
+          </w:p>
+        </w:tc>
+        <w:tc>
+          <w:tcPr>
+            <w:tcW w:type="dxa" w:w="2340"/>
+          </w:tcPr>
+          <w:p>
+            <w:pPr>
+              <w:spacing w:line="240" w:lineRule="auto"/>
+            </w:pPr>
+            <w:r>
+              <w:rPr>
+                <w:sz w:val="18"/>
+              </w:rPr>
+            </w:r>
+            <w:r>
+              <w:rPr>
+                <w:sz w:val="18"/>
+              </w:rPr>
+              <w:t>109</w:t>
+            </w:r>
+          </w:p>
+        </w:tc>
+        <w:tc>
+          <w:tcPr>
+            <w:tcW w:type="dxa" w:w="2340"/>
+          </w:tcPr>
+          <w:p>
+            <w:pPr>
+              <w:spacing w:line="240" w:lineRule="auto"/>
+            </w:pPr>
+            <w:r>
+              <w:rPr>
+                <w:sz w:val="18"/>
+              </w:rPr>
+            </w:r>
+            <w:r>
+              <w:rPr>
+                <w:sz w:val="18"/>
+              </w:rPr>
+              <w:t>9.1%</w:t>
+            </w:r>
+          </w:p>
+        </w:tc>
+        <w:tc>
+          <w:tcPr>
+            <w:tcW w:type="dxa" w:w="2340"/>
+          </w:tcPr>
+          <w:p>
+            <w:pPr>
+              <w:spacing w:line="240" w:lineRule="auto"/>
+            </w:pPr>
+            <w:r>
+              <w:rPr>
+                <w:sz w:val="18"/>
+              </w:rPr>
+            </w:r>
+            <w:r>
+              <w:rPr>
+                <w:sz w:val="18"/>
+              </w:rPr>
+              <w:t>16.1%</w:t>
+            </w:r>
+          </w:p>
+        </w:tc>
+      </w:tr>
+      <w:tr>
+        <w:tc>
+          <w:tcPr>
+            <w:tcW w:type="dxa" w:w="2340"/>
+          </w:tcPr>
+          <w:p>
+            <w:pPr>
+              <w:spacing w:line="240" w:lineRule="auto"/>
+            </w:pPr>
+            <w:r>
+              <w:rPr>
+                <w:sz w:val="18"/>
+              </w:rPr>
+            </w:r>
+            <w:r>
+              <w:rPr>
+                <w:sz w:val="18"/>
+              </w:rPr>
+              <w:t>2,000 – 2,999</w:t>
+            </w:r>
+          </w:p>
+        </w:tc>
+        <w:tc>
+          <w:tcPr>
+            <w:tcW w:type="dxa" w:w="2340"/>
+          </w:tcPr>
+          <w:p>
+            <w:pPr>
+              <w:spacing w:line="240" w:lineRule="auto"/>
+            </w:pPr>
+            <w:r>
+              <w:rPr>
+                <w:sz w:val="18"/>
+              </w:rPr>
+            </w:r>
+            <w:r>
+              <w:rPr>
+                <w:sz w:val="18"/>
+              </w:rPr>
+              <w:t>136</w:t>
+            </w:r>
+          </w:p>
+        </w:tc>
+        <w:tc>
+          <w:tcPr>
+            <w:tcW w:type="dxa" w:w="2340"/>
+          </w:tcPr>
+          <w:p>
+            <w:pPr>
+              <w:spacing w:line="240" w:lineRule="auto"/>
+            </w:pPr>
+            <w:r>
+              <w:rPr>
+                <w:sz w:val="18"/>
+              </w:rPr>
+            </w:r>
+            <w:r>
+              <w:rPr>
+                <w:sz w:val="18"/>
+              </w:rPr>
+              <w:t>11.4%</w:t>
+            </w:r>
+          </w:p>
+        </w:tc>
+        <w:tc>
+          <w:tcPr>
+            <w:tcW w:type="dxa" w:w="2340"/>
+          </w:tcPr>
+          <w:p>
+            <w:pPr>
+              <w:spacing w:line="240" w:lineRule="auto"/>
+            </w:pPr>
+            <w:r>
+              <w:rPr>
+                <w:sz w:val="18"/>
+              </w:rPr>
+            </w:r>
+            <w:r>
+              <w:rPr>
+                <w:sz w:val="18"/>
+              </w:rPr>
+              <w:t>27.5%</w:t>
+            </w:r>
+          </w:p>
+        </w:tc>
+      </w:tr>
+      <w:tr>
+        <w:tc>
+          <w:tcPr>
+            <w:tcW w:type="dxa" w:w="2340"/>
+          </w:tcPr>
+          <w:p>
+            <w:pPr>
+              <w:spacing w:line="240" w:lineRule="auto"/>
+            </w:pPr>
+            <w:r>
+              <w:rPr>
+                <w:sz w:val="18"/>
+              </w:rPr>
+            </w:r>
+            <w:r>
+              <w:rPr>
+                <w:sz w:val="18"/>
+              </w:rPr>
+              <w:t>3,000 – 3,999</w:t>
+            </w:r>
+          </w:p>
+        </w:tc>
+        <w:tc>
+          <w:tcPr>
+            <w:tcW w:type="dxa" w:w="2340"/>
+          </w:tcPr>
+          <w:p>
+            <w:pPr>
+              <w:spacing w:line="240" w:lineRule="auto"/>
+            </w:pPr>
+            <w:r>
+              <w:rPr>
+                <w:sz w:val="18"/>
+              </w:rPr>
+            </w:r>
+            <w:r>
+              <w:rPr>
+                <w:sz w:val="18"/>
+              </w:rPr>
+              <w:t>136</w:t>
+            </w:r>
+          </w:p>
+        </w:tc>
+        <w:tc>
+          <w:tcPr>
+            <w:tcW w:type="dxa" w:w="2340"/>
+          </w:tcPr>
+          <w:p>
+            <w:pPr>
+              <w:spacing w:line="240" w:lineRule="auto"/>
+            </w:pPr>
+            <w:r>
+              <w:rPr>
+                <w:sz w:val="18"/>
+              </w:rPr>
+            </w:r>
+            <w:r>
+              <w:rPr>
+                <w:sz w:val="18"/>
+              </w:rPr>
+              <w:t>11.4%</w:t>
+            </w:r>
+          </w:p>
+        </w:tc>
+        <w:tc>
+          <w:tcPr>
+            <w:tcW w:type="dxa" w:w="2340"/>
+          </w:tcPr>
+          <w:p>
+            <w:pPr>
+              <w:spacing w:line="240" w:lineRule="auto"/>
+            </w:pPr>
+            <w:r>
+              <w:rPr>
+                <w:sz w:val="18"/>
+              </w:rPr>
+            </w:r>
+            <w:r>
+              <w:rPr>
+                <w:sz w:val="18"/>
+              </w:rPr>
+              <w:t>38.9%</w:t>
+            </w:r>
+          </w:p>
+        </w:tc>
+      </w:tr>
+      <w:tr>
+        <w:tc>
+          <w:tcPr>
+            <w:tcW w:type="dxa" w:w="2340"/>
+          </w:tcPr>
+          <w:p>
+            <w:pPr>
+              <w:spacing w:line="240" w:lineRule="auto"/>
+            </w:pPr>
+            <w:r>
+              <w:rPr>
+                <w:sz w:val="18"/>
+              </w:rPr>
+            </w:r>
+            <w:r>
+              <w:rPr>
+                <w:sz w:val="18"/>
+              </w:rPr>
+              <w:t>4,000 – 4,999</w:t>
+            </w:r>
+          </w:p>
+        </w:tc>
+        <w:tc>
+          <w:tcPr>
+            <w:tcW w:type="dxa" w:w="2340"/>
+          </w:tcPr>
+          <w:p>
+            <w:pPr>
+              <w:spacing w:line="240" w:lineRule="auto"/>
+            </w:pPr>
+            <w:r>
+              <w:rPr>
+                <w:sz w:val="18"/>
+              </w:rPr>
+            </w:r>
+            <w:r>
+              <w:rPr>
+                <w:sz w:val="18"/>
+              </w:rPr>
+              <w:t>113</w:t>
+            </w:r>
+          </w:p>
+        </w:tc>
+        <w:tc>
+          <w:tcPr>
+            <w:tcW w:type="dxa" w:w="2340"/>
+          </w:tcPr>
+          <w:p>
+            <w:pPr>
+              <w:spacing w:line="240" w:lineRule="auto"/>
+            </w:pPr>
+            <w:r>
+              <w:rPr>
+                <w:sz w:val="18"/>
+              </w:rPr>
+            </w:r>
+            <w:r>
+              <w:rPr>
+                <w:sz w:val="18"/>
+              </w:rPr>
+              <w:t>9.5%</w:t>
+            </w:r>
+          </w:p>
+        </w:tc>
+        <w:tc>
+          <w:tcPr>
+            <w:tcW w:type="dxa" w:w="2340"/>
+          </w:tcPr>
+          <w:p>
+            <w:pPr>
+              <w:spacing w:line="240" w:lineRule="auto"/>
+            </w:pPr>
+            <w:r>
+              <w:rPr>
+                <w:sz w:val="18"/>
+              </w:rPr>
+            </w:r>
+            <w:r>
+              <w:rPr>
+                <w:sz w:val="18"/>
+              </w:rPr>
+              <w:t>48.3%</w:t>
+            </w:r>
+          </w:p>
+        </w:tc>
+      </w:tr>
+      <w:tr>
+        <w:tc>
+          <w:tcPr>
+            <w:tcW w:type="dxa" w:w="2340"/>
+          </w:tcPr>
+          <w:p>
+            <w:pPr>
+              <w:spacing w:line="240" w:lineRule="auto"/>
+            </w:pPr>
+            <w:r>
+              <w:rPr>
+                <w:sz w:val="18"/>
+              </w:rPr>
+            </w:r>
+            <w:r>
+              <w:rPr>
+                <w:sz w:val="18"/>
+              </w:rPr>
+              <w:t>5,000 – 5,999</w:t>
+            </w:r>
+          </w:p>
+        </w:tc>
+        <w:tc>
+          <w:tcPr>
+            <w:tcW w:type="dxa" w:w="2340"/>
+          </w:tcPr>
+          <w:p>
+            <w:pPr>
+              <w:spacing w:line="240" w:lineRule="auto"/>
+            </w:pPr>
+            <w:r>
+              <w:rPr>
+                <w:sz w:val="18"/>
+              </w:rPr>
+            </w:r>
+            <w:r>
+              <w:rPr>
+                <w:sz w:val="18"/>
+              </w:rPr>
+              <w:t>126</w:t>
+            </w:r>
+          </w:p>
+        </w:tc>
+        <w:tc>
+          <w:tcPr>
+            <w:tcW w:type="dxa" w:w="2340"/>
+          </w:tcPr>
+          <w:p>
+            <w:pPr>
+              <w:spacing w:line="240" w:lineRule="auto"/>
+            </w:pPr>
+            <w:r>
+              <w:rPr>
+                <w:sz w:val="18"/>
+              </w:rPr>
+            </w:r>
+            <w:r>
+              <w:rPr>
+                <w:sz w:val="18"/>
+              </w:rPr>
+              <w:t>10.6%</w:t>
+            </w:r>
+          </w:p>
+        </w:tc>
+        <w:tc>
+          <w:tcPr>
+            <w:tcW w:type="dxa" w:w="2340"/>
+          </w:tcPr>
+          <w:p>
+            <w:pPr>
+              <w:spacing w:line="240" w:lineRule="auto"/>
+            </w:pPr>
+            <w:r>
+              <w:rPr>
+                <w:sz w:val="18"/>
+              </w:rPr>
+            </w:r>
+            <w:r>
+              <w:rPr>
+                <w:sz w:val="18"/>
+              </w:rPr>
+              <w:t>58.9%</w:t>
+            </w:r>
+          </w:p>
+        </w:tc>
+      </w:tr>
+      <w:tr>
+        <w:tc>
+          <w:tcPr>
+            <w:tcW w:type="dxa" w:w="2340"/>
+          </w:tcPr>
+          <w:p>
+            <w:pPr>
+              <w:spacing w:line="240" w:lineRule="auto"/>
+            </w:pPr>
+            <w:r>
+              <w:rPr>
+                <w:sz w:val="18"/>
+              </w:rPr>
+            </w:r>
+            <w:r>
+              <w:rPr>
+                <w:sz w:val="18"/>
+              </w:rPr>
+              <w:t>6,000 – 6,999</w:t>
+            </w:r>
+          </w:p>
+        </w:tc>
+        <w:tc>
+          <w:tcPr>
+            <w:tcW w:type="dxa" w:w="2340"/>
+          </w:tcPr>
+          <w:p>
+            <w:pPr>
+              <w:spacing w:line="240" w:lineRule="auto"/>
+            </w:pPr>
+            <w:r>
+              <w:rPr>
+                <w:sz w:val="18"/>
+              </w:rPr>
+            </w:r>
+            <w:r>
+              <w:rPr>
+                <w:sz w:val="18"/>
+              </w:rPr>
+              <w:t>122</w:t>
+            </w:r>
+          </w:p>
+        </w:tc>
+        <w:tc>
+          <w:tcPr>
+            <w:tcW w:type="dxa" w:w="2340"/>
+          </w:tcPr>
+          <w:p>
+            <w:pPr>
+              <w:spacing w:line="240" w:lineRule="auto"/>
+            </w:pPr>
+            <w:r>
+              <w:rPr>
+                <w:sz w:val="18"/>
+              </w:rPr>
+            </w:r>
+            <w:r>
+              <w:rPr>
+                <w:sz w:val="18"/>
+              </w:rPr>
+              <w:t>10.2%</w:t>
+            </w:r>
+          </w:p>
+        </w:tc>
+        <w:tc>
+          <w:tcPr>
+            <w:tcW w:type="dxa" w:w="2340"/>
+          </w:tcPr>
+          <w:p>
+            <w:pPr>
+              <w:spacing w:line="240" w:lineRule="auto"/>
+            </w:pPr>
+            <w:r>
+              <w:rPr>
+                <w:sz w:val="18"/>
+              </w:rPr>
+            </w:r>
+            <w:r>
+              <w:rPr>
+                <w:sz w:val="18"/>
+              </w:rPr>
+              <w:t>69.1%</w:t>
+            </w:r>
+          </w:p>
+        </w:tc>
+      </w:tr>
+      <w:tr>
+        <w:tc>
+          <w:tcPr>
+            <w:tcW w:type="dxa" w:w="2340"/>
+          </w:tcPr>
+          <w:p>
+            <w:pPr>
+              <w:spacing w:line="240" w:lineRule="auto"/>
+            </w:pPr>
+            <w:r>
+              <w:rPr>
+                <w:sz w:val="18"/>
+              </w:rPr>
+            </w:r>
+            <w:r>
+              <w:rPr>
+                <w:sz w:val="18"/>
+              </w:rPr>
+              <w:t>7,000 – 7,999</w:t>
+            </w:r>
+          </w:p>
+        </w:tc>
+        <w:tc>
+          <w:tcPr>
+            <w:tcW w:type="dxa" w:w="2340"/>
+          </w:tcPr>
+          <w:p>
+            <w:pPr>
+              <w:spacing w:line="240" w:lineRule="auto"/>
+            </w:pPr>
+            <w:r>
+              <w:rPr>
+                <w:sz w:val="18"/>
+              </w:rPr>
+            </w:r>
+            <w:r>
+              <w:rPr>
+                <w:sz w:val="18"/>
+              </w:rPr>
+              <w:t>118</w:t>
+            </w:r>
+          </w:p>
+        </w:tc>
+        <w:tc>
+          <w:tcPr>
+            <w:tcW w:type="dxa" w:w="2340"/>
+          </w:tcPr>
+          <w:p>
+            <w:pPr>
+              <w:spacing w:line="240" w:lineRule="auto"/>
+            </w:pPr>
+            <w:r>
+              <w:rPr>
+                <w:sz w:val="18"/>
+              </w:rPr>
+            </w:r>
+            <w:r>
+              <w:rPr>
+                <w:sz w:val="18"/>
+              </w:rPr>
+              <w:t>9.9%</w:t>
+            </w:r>
+          </w:p>
+        </w:tc>
+        <w:tc>
+          <w:tcPr>
+            <w:tcW w:type="dxa" w:w="2340"/>
+          </w:tcPr>
+          <w:p>
+            <w:pPr>
+              <w:spacing w:line="240" w:lineRule="auto"/>
+            </w:pPr>
+            <w:r>
+              <w:rPr>
+                <w:sz w:val="18"/>
+              </w:rPr>
+            </w:r>
+            <w:r>
+              <w:rPr>
+                <w:sz w:val="18"/>
+              </w:rPr>
+              <w:t>79.0%</w:t>
+            </w:r>
+          </w:p>
+        </w:tc>
+      </w:tr>
+      <w:tr>
+        <w:tc>
+          <w:tcPr>
+            <w:tcW w:type="dxa" w:w="2340"/>
+          </w:tcPr>
+          <w:p>
+            <w:pPr>
+              <w:spacing w:line="240" w:lineRule="auto"/>
+            </w:pPr>
+            <w:r>
+              <w:rPr>
+                <w:sz w:val="18"/>
+              </w:rPr>
+            </w:r>
+            <w:r>
+              <w:rPr>
+                <w:sz w:val="18"/>
+              </w:rPr>
+              <w:t>8,000 – 8,999</w:t>
+            </w:r>
+          </w:p>
+        </w:tc>
+        <w:tc>
+          <w:tcPr>
+            <w:tcW w:type="dxa" w:w="2340"/>
+          </w:tcPr>
+          <w:p>
+            <w:pPr>
+              <w:spacing w:line="240" w:lineRule="auto"/>
+            </w:pPr>
+            <w:r>
+              <w:rPr>
+                <w:sz w:val="18"/>
+              </w:rPr>
+            </w:r>
+            <w:r>
+              <w:rPr>
+                <w:sz w:val="18"/>
+              </w:rPr>
+              <w:t>123</w:t>
+            </w:r>
+          </w:p>
+        </w:tc>
+        <w:tc>
+          <w:tcPr>
+            <w:tcW w:type="dxa" w:w="2340"/>
+          </w:tcPr>
+          <w:p>
+            <w:pPr>
+              <w:spacing w:line="240" w:lineRule="auto"/>
+            </w:pPr>
+            <w:r>
+              <w:rPr>
+                <w:sz w:val="18"/>
+              </w:rPr>
+            </w:r>
+            <w:r>
+              <w:rPr>
+                <w:sz w:val="18"/>
+              </w:rPr>
+              <w:t>10.3%</w:t>
+            </w:r>
+          </w:p>
+        </w:tc>
+        <w:tc>
+          <w:tcPr>
+            <w:tcW w:type="dxa" w:w="2340"/>
+          </w:tcPr>
+          <w:p>
+            <w:pPr>
+              <w:spacing w:line="240" w:lineRule="auto"/>
+            </w:pPr>
+            <w:r>
+              <w:rPr>
+                <w:sz w:val="18"/>
+              </w:rPr>
+            </w:r>
+            <w:r>
+              <w:rPr>
+                <w:sz w:val="18"/>
+              </w:rPr>
+              <w:t>89.3%</w:t>
+            </w:r>
+          </w:p>
+        </w:tc>
+      </w:tr>
+      <w:tr>
+        <w:tc>
+          <w:tcPr>
+            <w:tcW w:type="dxa" w:w="2340"/>
+          </w:tcPr>
+          <w:p>
+            <w:pPr>
+              <w:spacing w:line="240" w:lineRule="auto"/>
+            </w:pPr>
+            <w:r>
+              <w:rPr>
+                <w:sz w:val="18"/>
+              </w:rPr>
+            </w:r>
+            <w:r>
+              <w:rPr>
+                <w:sz w:val="18"/>
+              </w:rPr>
+              <w:t>9,000 – 9,999</w:t>
+            </w:r>
+          </w:p>
+        </w:tc>
+        <w:tc>
+          <w:tcPr>
+            <w:tcW w:type="dxa" w:w="2340"/>
+          </w:tcPr>
+          <w:p>
+            <w:pPr>
+              <w:spacing w:line="240" w:lineRule="auto"/>
+            </w:pPr>
+            <w:r>
+              <w:rPr>
+                <w:sz w:val="18"/>
+              </w:rPr>
+            </w:r>
+            <w:r>
+              <w:rPr>
+                <w:sz w:val="18"/>
+              </w:rPr>
+              <w:t>128</w:t>
+            </w:r>
+          </w:p>
+        </w:tc>
+        <w:tc>
+          <w:tcPr>
+            <w:tcW w:type="dxa" w:w="2340"/>
+          </w:tcPr>
+          <w:p>
+            <w:pPr>
+              <w:spacing w:line="240" w:lineRule="auto"/>
+            </w:pPr>
+            <w:r>
+              <w:rPr>
+                <w:sz w:val="18"/>
+              </w:rPr>
+            </w:r>
+            <w:r>
+              <w:rPr>
+                <w:sz w:val="18"/>
+              </w:rPr>
+              <w:t>10.7%</w:t>
+            </w:r>
+          </w:p>
+        </w:tc>
+        <w:tc>
+          <w:tcPr>
+            <w:tcW w:type="dxa" w:w="2340"/>
+          </w:tcPr>
+          <w:p>
+            <w:pPr>
+              <w:spacing w:line="240" w:lineRule="auto"/>
+            </w:pPr>
+            <w:r>
+              <w:rPr>
+                <w:sz w:val="18"/>
+              </w:rPr>
+            </w:r>
+            <w:r>
+              <w:rPr>
+                <w:sz w:val="18"/>
+              </w:rPr>
+              <w:t>100.0%</w:t>
+            </w:r>
+          </w:p>
+        </w:tc>
+      </w:tr>
+      <w:tr>
+        <w:tc>
+          <w:tcPr>
+            <w:tcW w:type="dxa" w:w="2340"/>
+          </w:tcPr>
+          <w:p>
+            <w:pPr>
+              <w:spacing w:line="240" w:lineRule="auto"/>
+            </w:pPr>
+            <w:r>
+              <w:rPr>
+                <w:sz w:val="18"/>
+              </w:rPr>
+            </w:r>
+            <w:r>
+              <w:rPr>
+                <w:b/>
+                <w:sz w:val="18"/>
+              </w:rPr>
+              <w:t>Total</w:t>
+            </w:r>
+          </w:p>
+        </w:tc>
+        <w:tc>
+          <w:tcPr>
+            <w:tcW w:type="dxa" w:w="2340"/>
+          </w:tcPr>
+          <w:p>
+            <w:pPr>
+              <w:spacing w:line="240" w:lineRule="auto"/>
+            </w:pPr>
+            <w:r>
+              <w:rPr>
+                <w:sz w:val="18"/>
+              </w:rPr>
+            </w:r>
+            <w:r>
+              <w:rPr>
+                <w:b/>
+                <w:sz w:val="18"/>
+              </w:rPr>
+              <w:t>1,194</w:t>
+            </w:r>
+          </w:p>
+        </w:tc>
+        <w:tc>
+          <w:tcPr>
+            <w:tcW w:type="dxa" w:w="2340"/>
+          </w:tcPr>
+          <w:p>
+            <w:pPr>
+              <w:spacing w:line="240" w:lineRule="auto"/>
+            </w:pPr>
+            <w:r>
+              <w:rPr>
+                <w:sz w:val="18"/>
+              </w:rPr>
+            </w:r>
+            <w:r>
+              <w:rPr>
+                <w:b/>
+                <w:sz w:val="18"/>
+              </w:rPr>
+              <w:t>100.0%</w:t>
+            </w:r>
+          </w:p>
+        </w:tc>
+        <w:tc>
+          <w:tcPr>
+            <w:tcW w:type="dxa" w:w="2340"/>
+          </w:tcPr>
+          <w:p>
+            <w:pPr>
+              <w:spacing w:line="240" w:lineRule="auto"/>
+            </w:pPr>
+            <w:r>
+              <w:rPr>
+                <w:sz w:val="18"/>
+              </w:rPr>
+            </w:r>
+            <w:r>
+              <w:rPr>
+                <w:sz w:val="18"/>
+              </w:rPr>
+              <w:t>—</w:t>
+            </w:r>
+          </w:p>
+        </w:tc>
+      </w:tr>
+    </w:tbl>
+    <w:p>
+      <w:pPr>
+        <w:spacing w:after="200" w:line="240" w:lineRule="auto"/>
+        <w:jc w:val="center"/>
+      </w:pPr>
+      <w:r>
+        <w:rPr>
+          <w:i/>
+          <w:color w:val="7B8994"/>
+          <w:sz w:val="20"/>
+        </w:rPr>
+        <w:t>Table 5. Frequency distribution of transaction Amount, ten bins of 1,000.</w:t>
+      </w:r>
+    </w:p>
+    <w:p>
+      <w:r>
+        <w:t>No bin holds more than 11.4% of the rows and none holds less than 7.0%. A normal distribution would concentrate around the mean and thin out at both tails; this is close to flat, which is the shape a random number generator produces. Read the shape, not only the summary statistics.</w:t>
+      </w:r>
+    </w:p>
+    <w:p>
+      <w:pPr>
         <w:jc w:val="center"/>
       </w:pPr>
       <w:r>
@@ -3675,7 +4783,7 @@
           <w:color w:val="7B8994"/>
           <w:sz w:val="20"/>
         </w:rPr>
-        <w:t>Table 5. Correlation between monthly order count and monthly revenue.</w:t>
+        <w:t>Table 6. Correlation between monthly order count and monthly revenue.</w:t>
       </w:r>
     </w:p>
     <w:p>
@@ -4013,7 +5121,7 @@
           <w:color w:val="7B8994"/>
           <w:sz w:val="20"/>
         </w:rPr>
-        <w:t>Table 6. Correlation between units sold and order value at the transaction-line level.</w:t>
+        <w:t>Table 7. Correlation between units sold and order value at the transaction-line level.</w:t>
       </w:r>
     </w:p>
     <w:p>
@@ -4750,7 +5858,23 @@
           <w:color w:val="7B8994"/>
           <w:sz w:val="20"/>
         </w:rPr>
-        <w:t>Table 7. Simple linear regression of monthly revenue on monthly order count.</w:t>
+        <w:t>Table 8. Simple linear regression of monthly revenue on monthly order count.</w:t>
+      </w:r>
+    </w:p>
+    <w:p>
+      <w:r>
+        <w:t xml:space="preserve">_(Insert your screenshot of the Data Analysis ToolPak regression output here. The expected values are in the table above; the ToolPak procedure is in </w:t>
+      </w:r>
+      <w:r>
+        <w:rPr>
+          <w:rFonts w:ascii="Consolas" w:hAnsi="Consolas"/>
+          <w:color w:val="2F6F9F"/>
+          <w:sz w:val="18"/>
+        </w:rPr>
+        <w:t>docs/checkpoint2_excel_guide.md</w:t>
+      </w:r>
+      <w:r>
+        <w:t>, section 3.)_</w:t>
       </w:r>
     </w:p>
     <w:p>
@@ -5201,7 +6325,7 @@
           <w:color w:val="7B8994"/>
           <w:sz w:val="20"/>
         </w:rPr>
-        <w:t>Table 8. Predicted monthly revenue at different order volumes.</w:t>
+        <w:t>Table 9. Predicted monthly revenue at different order volumes.</w:t>
       </w:r>
     </w:p>
     <w:p>
@@ -5697,7 +6821,7 @@
           <w:color w:val="7B8994"/>
           <w:sz w:val="20"/>
         </w:rPr>
-        <w:t>Table 9. The trend in two regimes, measured on revenue per month.</w:t>
+        <w:t>Table 10. The trend in two regimes, measured on revenue per month.</w:t>
       </w:r>
     </w:p>
     <w:p>
@@ -5965,7 +7089,7 @@
           <w:color w:val="7B8994"/>
           <w:sz w:val="20"/>
         </w:rPr>
-        <w:t>Table 10. Regression of monthly revenue on a simple time index.</w:t>
+        <w:t>Table 11. Regression of monthly revenue on a simple time index.</w:t>
       </w:r>
     </w:p>
     <w:p>
@@ -6915,7 +8039,7 @@
           <w:color w:val="7B8994"/>
           <w:sz w:val="20"/>
         </w:rPr>
-        <w:t>Table 11. Seasonal index by calendar month, April 2020 to December 2024.</w:t>
+        <w:t>Table 12. Seasonal index by calendar month, April 2020 to December 2024.</w:t>
       </w:r>
     </w:p>
     <w:p>
@@ -7862,7 +8986,7 @@
           <w:color w:val="7B8994"/>
           <w:sz w:val="20"/>
         </w:rPr>
-        <w:t>Table 12. Six-period forecast with the two complete holdout months compared.</w:t>
+        <w:t>Table 13. Six-period forecast with the two complete holdout months compared.</w:t>
       </w:r>
     </w:p>
     <w:p>
@@ -8205,7 +9329,7 @@
           <w:color w:val="7B8994"/>
           <w:sz w:val="20"/>
         </w:rPr>
-        <w:t>Table 13. Forecast accuracy over the two complete holdout months.</w:t>
+        <w:t>Table 14. Forecast accuracy over the two complete holdout months.</w:t>
       </w:r>
     </w:p>
     <w:p>
@@ -8851,7 +9975,7 @@
           <w:color w:val="7B8994"/>
           <w:sz w:val="20"/>
         </w:rPr>
-        <w:t>Table 14. Checkpoint 2 artefacts and their locations.</w:t>
+        <w:t>Table 15. Checkpoint 2 artefacts and their locations.</w:t>
       </w:r>
     </w:p>
     <w:sectPr>
